--- a/docs/NASA_Batarya_SOH_RUL_Tahmin_Yontemi.docx
+++ b/docs/NASA_Batarya_SOH_RUL_Tahmin_Yontemi.docx
@@ -990,11 +990,14 @@
           <w:ilvl w:val="0"/>
           <w:numId w:val="1"/>
         </w:numPr>
-        <w:rPr/>
+        <w:rPr>
+          <w:color w:val="069A2E"/>
+        </w:rPr>
       </w:pPr>
       <w:r>
         <w:rPr>
           <w:rFonts w:eastAsia="Calibri"/>
+          <w:color w:val="069A2E"/>
         </w:rPr>
         <w:t>Deşarj kayıtlarını seçin. Her .mat dosyasındaki cycle alanından yalnızca type = discharge kayıtlarını alın.</w:t>
       </w:r>
@@ -1006,11 +1009,14 @@
           <w:ilvl w:val="0"/>
           <w:numId w:val="1"/>
         </w:numPr>
-        <w:rPr/>
+        <w:rPr>
+          <w:color w:val="069A2E"/>
+        </w:rPr>
       </w:pPr>
       <w:r>
         <w:rPr>
           <w:rFonts w:eastAsia="Calibri"/>
+          <w:color w:val="069A2E"/>
         </w:rPr>
         <w:t>Çevrim içi sinyalleri hazırlayın. Voltage_measured, Current_measured, Temperature_measured ve Time dizilerini kullanın.</w:t>
       </w:r>
@@ -1022,11 +1028,14 @@
           <w:ilvl w:val="0"/>
           <w:numId w:val="1"/>
         </w:numPr>
-        <w:rPr/>
+        <w:rPr>
+          <w:color w:val="FFBF00"/>
+        </w:rPr>
       </w:pPr>
       <w:r>
         <w:rPr>
           <w:rFonts w:eastAsia="Calibri"/>
+          <w:color w:val="FFBF00"/>
         </w:rPr>
         <w:t>Uzunlukları eşitleyin. Her deşarj eğrisini normalize edilmiş zamana göre 100 veya 128 noktaya yeniden örnekleyin.</w:t>
       </w:r>
